--- a/docs/requirements/PropFlow_FE-02_Resident_Management-2-.docx
+++ b/docs/requirements/PropFlow_FE-02_Resident_Management-2-.docx
@@ -1661,11 +1661,7 @@
         <w:spacing w:after="120" w:line="259" w:lineRule="auto"/>
       </w:pPr>
       <w:r>
-        <w:rPr>
-          <w:rFonts w:ascii="Times New Roman" w:hAnsi="Times New Roman"/>
-          <w:sz w:val="22"/>
-        </w:rPr>
-        <w:t>Recommended data-model direction: use a ResidentApartment relationship entity instead of storing only ApartmentId directly on Resident, so historical or multiple relationships can be supported if required later.</w:t>
+        <w:t>ResidentApartment is the implemented historical relationship. A Resident may have active residencies in multiple Apartments; only overlapping active rows for the same Resident and Apartment are prohibited.</w:t>
       </w:r>
     </w:p>
     <w:p>
@@ -1727,11 +1723,7 @@
         <w:spacing w:after="60"/>
       </w:pPr>
       <w:r>
-        <w:rPr>
-          <w:rFonts w:ascii="Times New Roman" w:hAnsi="Times New Roman"/>
-          <w:sz w:val="22"/>
-        </w:rPr>
-        <w:t>Filter residents by relevant apartment-management criteria such as building, apartment, or resident status where supported by the data model.</w:t>
+        <w:t>Filter residents by apartment and resident status. One deployment represents one current condominium, so FE-02 has no Building selector.</w:t>
       </w:r>
     </w:p>
     <w:p>
@@ -3094,80 +3086,23 @@
         <w:jc w:val="center"/>
       </w:pPr>
       <w:r>
-        <w:rPr>
-          <w:rFonts w:ascii="Times New Roman" w:hAnsi="Times New Roman"/>
-          <w:b/>
-          <w:sz w:val="21"/>
-        </w:rPr>
-        <w:t>Current Resident–Apartment Relationship</w:t>
-      </w:r>
-      <w:r>
-        <w:rPr>
-          <w:rFonts w:ascii="Times New Roman" w:hAnsi="Times New Roman"/>
-          <w:sz w:val="20"/>
-        </w:rPr>
+        <w:t>Current source residency</w:t>
         <w:br/>
         <w:t>↓</w:t>
         <w:br/>
-      </w:r>
-      <w:r>
-        <w:rPr>
-          <w:rFonts w:ascii="Times New Roman" w:hAnsi="Times New Roman"/>
-          <w:b w:val="0"/>
-          <w:sz w:val="21"/>
-        </w:rPr>
-        <w:t>Manager ends old relationship</w:t>
-      </w:r>
-      <w:r>
-        <w:rPr>
-          <w:rFonts w:ascii="Times New Roman" w:hAnsi="Times New Roman"/>
-          <w:sz w:val="20"/>
-        </w:rPr>
+        <w:t>Manager chooses Move Residency</w:t>
         <w:br/>
         <w:t>↓</w:t>
         <w:br/>
-      </w:r>
-      <w:r>
-        <w:rPr>
-          <w:rFonts w:ascii="Times New Roman" w:hAnsi="Times New Roman"/>
-          <w:b/>
-          <w:sz w:val="21"/>
-        </w:rPr>
-        <w:t>Manager creates new relationship</w:t>
-      </w:r>
-      <w:r>
-        <w:rPr>
-          <w:rFonts w:ascii="Times New Roman" w:hAnsi="Times New Roman"/>
-          <w:sz w:val="20"/>
-        </w:rPr>
+        <w:t>System atomically ends the source and creates the target</w:t>
         <w:br/>
         <w:t>↓</w:t>
         <w:br/>
-      </w:r>
-      <w:r>
-        <w:rPr>
-          <w:rFonts w:ascii="Times New Roman" w:hAnsi="Times New Roman"/>
-          <w:b w:val="0"/>
-          <w:sz w:val="21"/>
-        </w:rPr>
-        <w:t>Resident profile remains the same</w:t>
-      </w:r>
-      <w:r>
-        <w:rPr>
-          <w:rFonts w:ascii="Times New Roman" w:hAnsi="Times New Roman"/>
-          <w:sz w:val="20"/>
-        </w:rPr>
+        <w:t>Failure rolls back both changes; source remains ACTIVE</w:t>
         <w:br/>
         <w:t>↓</w:t>
         <w:br/>
-      </w:r>
-      <w:r>
-        <w:rPr>
-          <w:rFonts w:ascii="Times New Roman" w:hAnsi="Times New Roman"/>
-          <w:b/>
-          <w:sz w:val="21"/>
-        </w:rPr>
-        <w:t>Historical records remain preserved</w:t>
+        <w:t>Resident profile and history remain preserved</w:t>
       </w:r>
     </w:p>
     <w:p>
@@ -4064,6 +3999,235 @@
         <w:t>The feature has a clear responsibility boundary: Manager controls Resident business records and Resident–Apartment relationships; Staff and Accountant have limited read access; Resident has self-view access; account authentication remains in FE-01.</w:t>
       </w:r>
     </w:p>
+    <w:p>
+      <w:pPr>
+        <w:pStyle w:val="Heading1"/>
+      </w:pPr>
+      <w:r>
+        <w:t>12 Household Residency Model</w:t>
+      </w:r>
+    </w:p>
+    <w:p>
+      <w:pPr>
+        <w:spacing w:after="120"/>
+      </w:pPr>
+      <w:r>
+        <w:t>A Resident is one independent business record. A household member is never stored as free text under another Resident, and each eligible Resident may complete the existing individual FE-01 registration and account-linking flow.</w:t>
+      </w:r>
+    </w:p>
+    <w:p>
+      <w:pPr>
+        <w:spacing w:after="120"/>
+      </w:pPr>
+      <w:r>
+        <w:t>Household semantics belong to ResidentApartment so they remain historical. HouseholdRole is HOUSEHOLD_HEAD or HOUSEHOLD_MEMBER. ResidencyType is the independent value OWNER_OCCUPIED, TENANT or AUTHORIZED_OCCUPANT. RelationshipToHead is separate: SPOUSE, CHILD, PARENT, SIBLING or OTHER_RELATIVE.</w:t>
+      </w:r>
+    </w:p>
+    <w:p>
+      <w:pPr>
+        <w:spacing w:after="120"/>
+      </w:pPr>
+      <w:r>
+        <w:t>Each apartment has at most one active HOUSEHOLD_HEAD residency. A HOUSEHOLD_MEMBER must reference an active head in the same apartment, provide RelationshipToHead, and pass self-reference/cycle validation. Member.ResidencyType does not have to equal Head.ResidencyType.</w:t>
+      </w:r>
+    </w:p>
+    <w:p>
+      <w:pPr>
+        <w:pStyle w:val="Heading1"/>
+      </w:pPr>
+      <w:r>
+        <w:t>13 Household Management Workflow</w:t>
+      </w:r>
+    </w:p>
+    <w:p>
+      <w:pPr>
+        <w:spacing w:after="120"/>
+      </w:pPr>
+      <w:r>
+        <w:t>Manager creates a Resident record and an active residency. For Household Head, no head or family relationship is supplied. For Household Member, the Manager selects the apartment first, then selects only an eligible active head in that apartment and supplies the relationship to that head.</w:t>
+      </w:r>
+    </w:p>
+    <w:p>
+      <w:pPr>
+        <w:spacing w:after="120"/>
+      </w:pPr>
+      <w:r>
+        <w:t>When a head residency ends, the system rejects the operation while active members still depend on it. The Manager must first end those member residencies or create the appropriate new residency context. Historic rows are never overwritten to change past household context.</w:t>
+      </w:r>
+    </w:p>
+    <w:p>
+      <w:pPr>
+        <w:pStyle w:val="Heading1"/>
+      </w:pPr>
+      <w:r>
+        <w:t>14 Household Acceptance Criteria</w:t>
+      </w:r>
+    </w:p>
+    <w:p>
+      <w:pPr>
+        <w:spacing w:after="120"/>
+      </w:pPr>
+      <w:r>
+        <w:t>Manager can create an active household head residency for an apartment without a current head.</w:t>
+      </w:r>
+    </w:p>
+    <w:p>
+      <w:pPr>
+        <w:spacing w:after="120"/>
+      </w:pPr>
+      <w:r>
+        <w:t>Manager can create a household member only when an eligible active head exists in the same apartment; cross-apartment, ended, self, and missing-head references are rejected by the backend.</w:t>
+      </w:r>
+    </w:p>
+    <w:p>
+      <w:pPr>
+        <w:spacing w:after="120"/>
+      </w:pPr>
+      <w:r>
+        <w:t>Resident Detail shows apartment, residency role, household head context, and family relationship when applicable. List views can distinguish residency roles without conflating them with family relationships.</w:t>
+      </w:r>
+    </w:p>
+    <w:p>
+      <w:pPr>
+        <w:spacing w:after="120"/>
+      </w:pPr>
+      <w:r>
+        <w:t>Every family member remains an independently matchable Resident for FE-01 and receives no access through the household head account.</w:t>
+      </w:r>
+    </w:p>
+    <w:p>
+      <w:pPr>
+        <w:pStyle w:val="Heading1"/>
+      </w:pPr>
+      <w:r>
+        <w:t>Business model residency and household</w:t>
+      </w:r>
+    </w:p>
+    <w:p>
+      <w:r>
+        <w:t>FE-02 owns Resident, ResidentApartment, residency lifecycle and household relationship. A Resident is a business record and may have no User account, no active residency, or be an apartment owner without residing there.</w:t>
+      </w:r>
+    </w:p>
+    <w:p>
+      <w:pPr>
+        <w:pStyle w:val="Heading1"/>
+      </w:pPr>
+      <w:r>
+        <w:t>Household role and residency type</w:t>
+      </w:r>
+    </w:p>
+    <w:p>
+      <w:r>
+        <w:t>HouseholdRole is limited to HOUSEHOLD_HEAD and HOUSEHOLD_MEMBER. ResidencyType is independent: OWNER_OCCUPIED, TENANT or AUTHORIZED_OCCUPANT. TENANT is never a household role; a household head is not automatically an apartment owner.</w:t>
+      </w:r>
+    </w:p>
+    <w:p>
+      <w:pPr>
+        <w:pStyle w:val="Heading1"/>
+      </w:pPr>
+      <w:r>
+        <w:t>Residency relationship</w:t>
+      </w:r>
+    </w:p>
+    <w:p>
+      <w:r>
+        <w:t>A household member must reference an active household-head residency in the same apartment and provide RelationshipToHead. A household head has neither HouseholdHeadResidencyId nor RelationshipToHead. Apartment ownership belongs to FE-03, not FE-02.</w:t>
+      </w:r>
+    </w:p>
+    <w:p>
+      <w:pPr>
+        <w:pStyle w:val="Heading1"/>
+      </w:pPr>
+      <w:r>
+        <w:rPr>
+          <w:color w:val="000000"/>
+        </w:rPr>
+        <w:t>15 Current Resident Identity and Duplicate Policy</w:t>
+      </w:r>
+    </w:p>
+    <w:p>
+      <w:pPr>
+        <w:pStyle w:val="ListBullet"/>
+      </w:pPr>
+      <w:r>
+        <w:t>Resident fields include ResidentCode, FullName, DateOfBirth, Gender, Nationality, IdentityType, IdentityNumber, PhoneNumber, Email, Status, Note, optional User link and audit fields.</w:t>
+      </w:r>
+    </w:p>
+    <w:p>
+      <w:pPr>
+        <w:pStyle w:val="ListBullet"/>
+      </w:pPr>
+      <w:r>
+        <w:t>Create requires FullName, DateOfBirth, Nationality, PhoneNumber, IdentityType and IdentityNumber. IdentityType is CCCD or CMND; CCCD is exactly 12 digits and CMND is 9 or 12 digits.</w:t>
+      </w:r>
+    </w:p>
+    <w:p>
+      <w:pPr>
+        <w:pStyle w:val="ListBullet"/>
+      </w:pPr>
+      <w:r>
+        <w:t>Canonical IdentityType + IdentityNumber is globally unique. Normalized non-null email is globally unique. Phone is required but is not globally unique.</w:t>
+      </w:r>
+    </w:p>
+    <w:p>
+      <w:pPr>
+        <w:pStyle w:val="ListBullet"/>
+      </w:pPr>
+      <w:r>
+        <w:t>Application validation, PostgreSQL advisory-lock concurrency protection, canonical identity unique index and normalized email unique index enforce duplicate protection.</w:t>
+      </w:r>
+    </w:p>
+    <w:p>
+      <w:pPr>
+        <w:pStyle w:val="Heading1"/>
+      </w:pPr>
+      <w:r>
+        <w:rPr>
+          <w:color w:val="000000"/>
+        </w:rPr>
+        <w:t>16 Current Relationship and Residency Lifecycle</w:t>
+      </w:r>
+    </w:p>
+    <w:p>
+      <w:pPr>
+        <w:pStyle w:val="ListBullet"/>
+      </w:pPr>
+      <w:r>
+        <w:t>RelationshipKind remains OWNER_ONLY, RESIDENT_ONLY and OWNER_AND_RESIDENT, labelled Chủ sở hữu, Cư trú, and Chủ sở hữu và đang cư trú.</w:t>
+      </w:r>
+    </w:p>
+    <w:p>
+      <w:pPr>
+        <w:pStyle w:val="ListBullet"/>
+      </w:pPr>
+      <w:r>
+        <w:t>OWNER_ONLY creates ApartmentOwnership and no ResidentApartment. RESIDENT_ONLY creates ResidentApartment and allows TENANT or AUTHORIZED_OCCUPANT only. OWNER_AND_RESIDENT creates both and makes OWNER_OCCUPIED authoritative.</w:t>
+      </w:r>
+    </w:p>
+    <w:p>
+      <w:pPr>
+        <w:pStyle w:val="ListBullet"/>
+      </w:pPr>
+      <w:r>
+        <w:t>OWNER_OCCUPIED is valid only when that Resident has current ownership of the Apartment; ownership is not inherited from the household head.</w:t>
+      </w:r>
+    </w:p>
+    <w:p>
+      <w:pPr>
+        <w:pStyle w:val="ListBullet"/>
+      </w:pPr>
+      <w:r>
+        <w:t>Add Residency creates another active residency without ending existing residencies. Move Residency atomically ends the source and creates the target. Ended residency never gets revived; re-entry creates a new row.</w:t>
+      </w:r>
+    </w:p>
+    <w:p>
+      <w:pPr>
+        <w:pStyle w:val="ListBullet"/>
+      </w:pPr>
+      <w:r>
+        <w:t>Resident Detail shows 0..N current ownerships, ownership history, 0..N current residencies and residency history, with Add/Move/End Residency and Add/End Ownership actions. Confirmation popups, information popups and success toasts follow the current UX.</w:t>
+      </w:r>
+    </w:p>
     <w:sectPr>
       <w:footerReference w:type="default" r:id="rId9"/>
       <w:pgSz w:w="12240" w:h="15840"/>
